--- a/23f2001288_project_report.docx
+++ b/23f2001288_project_report.docx
@@ -2382,15 +2382,16 @@
         <w:rPr>
           <w:i/>
           <w:iCs/>
+          <w:noProof/>
         </w:rPr>
         <w:drawing>
-          <wp:anchor distT="0" distB="0" distL="114300" distR="114300" simplePos="0" relativeHeight="251658240" behindDoc="1" locked="0" layoutInCell="1" allowOverlap="1" wp14:anchorId="16A0EE8E" wp14:editId="45CC181D">
+          <wp:anchor distT="0" distB="0" distL="114300" distR="114300" simplePos="0" relativeHeight="251658240" behindDoc="1" locked="0" layoutInCell="1" allowOverlap="1" wp14:anchorId="16A0EE8E" wp14:editId="28D980D5">
             <wp:simplePos x="0" y="0"/>
             <wp:positionH relativeFrom="column">
-              <wp:posOffset>6606</wp:posOffset>
+              <wp:posOffset>-36513</wp:posOffset>
             </wp:positionH>
             <wp:positionV relativeFrom="paragraph">
-              <wp:posOffset>279788</wp:posOffset>
+              <wp:posOffset>231775</wp:posOffset>
             </wp:positionV>
             <wp:extent cx="6323330" cy="3335655"/>
             <wp:effectExtent l="0" t="0" r="1270" b="0"/>
@@ -4196,7 +4197,7 @@
       </w:pPr>
       <w:r>
         <w:pict w14:anchorId="53BDB6EF">
-          <v:rect id="_x0000_i1029" style="width:0;height:1.5pt" o:hralign="center" o:hrstd="t" o:hr="t" fillcolor="#a0a0a0" stroked="f"/>
+          <v:rect id="_x0000_i1028" style="width:0;height:1.5pt" o:hralign="center" o:hrstd="t" o:hr="t" fillcolor="#a0a0a0" stroked="f"/>
         </w:pict>
       </w:r>
     </w:p>
@@ -4408,7 +4409,6 @@
           <w:lang w:val="en-IN"/>
         </w:rPr>
       </w:pPr>
-      <w:proofErr w:type="spellStart"/>
       <w:r>
         <w:rPr>
           <w:b/>
@@ -4418,7 +4418,6 @@
         <w:lastRenderedPageBreak/>
         <w:t>Frontend:</w:t>
       </w:r>
-      <w:proofErr w:type="spellEnd"/>
     </w:p>
     <w:p>
       <w:pPr>
@@ -4859,7 +4858,7 @@
       </w:pPr>
       <w:r>
         <w:pict w14:anchorId="301FD3FB">
-          <v:rect id="_x0000_i1030" style="width:0;height:1.5pt" o:hralign="center" o:hrstd="t" o:hr="t" fillcolor="#a0a0a0" stroked="f"/>
+          <v:rect id="_x0000_i1029" style="width:0;height:1.5pt" o:hralign="center" o:hrstd="t" o:hr="t" fillcolor="#a0a0a0" stroked="f"/>
         </w:pict>
       </w:r>
     </w:p>
@@ -4948,7 +4947,7 @@
       </w:pPr>
       <w:r>
         <w:pict w14:anchorId="5013FFE7">
-          <v:rect id="_x0000_i1031" style="width:0;height:1.5pt" o:hralign="center" o:hrstd="t" o:hr="t" fillcolor="#a0a0a0" stroked="f"/>
+          <v:rect id="_x0000_i1030" style="width:0;height:1.5pt" o:hralign="center" o:hrstd="t" o:hr="t" fillcolor="#a0a0a0" stroked="f"/>
         </w:pict>
       </w:r>
     </w:p>
@@ -4968,85 +4967,11 @@
       </w:r>
     </w:p>
     <w:p>
-      <w:pPr>
-        <w:pStyle w:val="Heading1"/>
-        <w:jc w:val="center"/>
-        <w:rPr>
-          <w:b/>
-          <w:bCs/>
-        </w:rPr>
-      </w:pPr>
       <w:bookmarkStart w:id="14" w:name="_i4ufiu2dod2j" w:colFirst="0" w:colLast="0"/>
       <w:bookmarkEnd w:id="14"/>
-      <w:r>
-        <w:rPr>
-          <w:b/>
-          <w:bCs/>
-        </w:rPr>
-        <w:t xml:space="preserve">Where should you be adding the </w:t>
-      </w:r>
-      <w:proofErr w:type="gramStart"/>
-      <w:r>
-        <w:rPr>
-          <w:b/>
-          <w:bCs/>
-        </w:rPr>
-        <w:t>report ?</w:t>
-      </w:r>
-      <w:proofErr w:type="gramEnd"/>
-    </w:p>
-    <w:p>
-      <w:pPr>
-        <w:numPr>
-          <w:ilvl w:val="0"/>
-          <w:numId w:val="3"/>
-        </w:numPr>
-      </w:pPr>
-      <w:r>
-        <w:t xml:space="preserve">The report should be included in the zip file which you are submitting. </w:t>
-      </w:r>
-    </w:p>
-    <w:p>
-      <w:pPr>
-        <w:ind w:left="720"/>
-      </w:pPr>
-    </w:p>
-    <w:p>
-      <w:pPr>
-        <w:numPr>
-          <w:ilvl w:val="0"/>
-          <w:numId w:val="3"/>
-        </w:numPr>
-      </w:pPr>
-      <w:r>
-        <w:t xml:space="preserve">Put the report in the drive link and paste the drive link in the viva portal while submitting the app. </w:t>
-      </w:r>
-    </w:p>
-    <w:p>
-      <w:pPr>
-        <w:ind w:left="720"/>
-      </w:pPr>
-    </w:p>
-    <w:p>
-      <w:pPr>
-        <w:ind w:left="720"/>
-      </w:pPr>
-      <w:r>
-        <w:t xml:space="preserve">Both the things are covered in the video. Please watch it once. </w:t>
-      </w:r>
-      <w:hyperlink r:id="rId11">
-        <w:r>
-          <w:rPr>
-            <w:color w:val="0000EE"/>
-            <w:u w:val="single"/>
-          </w:rPr>
-          <w:t>How to Submit App Dev 1 &amp; 2 Projects | Full Submission Guide + Viva Workflow | IITM BS</w:t>
-        </w:r>
-      </w:hyperlink>
-    </w:p>
-    <w:p/>
+    </w:p>
     <w:sectPr>
-      <w:headerReference w:type="default" r:id="rId12"/>
+      <w:headerReference w:type="default" r:id="rId11"/>
       <w:pgSz w:w="12240" w:h="15840"/>
       <w:pgMar w:top="1440" w:right="1440" w:bottom="1440" w:left="1440" w:header="720" w:footer="720" w:gutter="0"/>
       <w:pgNumType w:start="1"/>
